--- a/Migration/GymTraker V2/GymTracker/docs/GymTracker-V2-Documentacion.docx
+++ b/Migration/GymTraker V2/GymTracker/docs/GymTracker-V2-Documentacion.docx
@@ -17,10 +17,7 @@
     </w:p>
     <w:p>
       <w:r>
-        <w:rPr>
-          <w:i/>
-        </w:rPr>
-        <w:t>Versión 2.0 | Última actualización: 2026-09-03 | Estado: Fase 1 (Domain) completada — Fase 2 (Identity + EF Core + PostgreSQL) completada — Fase 3 (Auth API + Feature Routine) completada — Fase 4 (Feature Workout) en preparación | Plan de empleabilidad integrado (sección 10) | Proyecto: rediseño de GymTracker con ASP.NET Core + Clean Architecture + DDD (caso de estudio del curso).</w:t>
+        <w:t>Versión 2.0 | Última actualización: 2026-09-08 | Estado: Fase 1 (Domain) completada — Fase 2 (Identity + EF Core + PostgreSQL) completada — Fase 3 (Auth API + Feature Routine) completada — Fase 4 (Feature Workout + historial + PR) completada — Fase 5 (Active Routine + Stats, sin ciclos) completada — Fase 6 (Stats por ejercicio + Calendario + Import/Export) completada — Fase 7 (Docker + CI/CD + Deploy) pendiente | Proyecto: rediseño de GymTracker con ASP.NET Core + Clean Architecture + DDD (caso de estudio del curso).</w:t>
       </w:r>
     </w:p>
     <w:p>
@@ -60,7 +57,7 @@
         <w:pStyle w:val="ListBullet"/>
       </w:pPr>
       <w:r>
-        <w:t>Fase 3 (2026-09-03) COMPLETADA: slice Auth (AddIdentityCore + JWT + middleware de errores) y Feature Routine completa (CRUD rutina + sesiones + ejercicios, comandos del editor). Siguiente paso: Fase 4 — Feature Workout (registro de entrenamiento, historial, PR).</w:t>
+        <w:t>Fases 1-6 COMPLETADAS (2026-09-08): Domain, Identity/EF Core/PostgreSQL, Auth + Feature Routine, Workout (historial + PR), Active Routine + Stats (sin ciclos, ADR-031) y Stats + Calendario + Import/Export. Siguiente paso: Fase 7 — Docker + CI/CD + Deploy.</w:t>
       </w:r>
     </w:p>
     <w:p>
@@ -6306,6 +6303,98 @@
           </w:p>
         </w:tc>
       </w:tr>
+      <w:tr>
+        <w:tc>
+          <w:tcPr>
+            <w:tcW w:type="dxa" w:w="2160"/>
+          </w:tcPr>
+          <w:p>
+            <w:r/>
+            <w:r>
+              <w:t>ADR-032</w:t>
+            </w:r>
+          </w:p>
+        </w:tc>
+        <w:tc>
+          <w:tcPr>
+            <w:tcW w:type="dxa" w:w="2160"/>
+          </w:tcPr>
+          <w:p>
+            <w:r/>
+            <w:r>
+              <w:t>Rutina actual (una por usuario) guardada en UserSettings.CurrentRoutineId con FK ON DELETE SET NULL</w:t>
+            </w:r>
+          </w:p>
+        </w:tc>
+        <w:tc>
+          <w:tcPr>
+            <w:tcW w:type="dxa" w:w="2160"/>
+          </w:tcPr>
+          <w:p>
+            <w:r/>
+            <w:r>
+              <w:t>Reemplaza a los ciclos (ADR-031): borrar la rutina actual limpia el puntero y el historial de Workouts queda intacto</w:t>
+            </w:r>
+          </w:p>
+        </w:tc>
+        <w:tc>
+          <w:tcPr>
+            <w:tcW w:type="dxa" w:w="2160"/>
+          </w:tcPr>
+          <w:p>
+            <w:r/>
+            <w:r>
+              <w:t>Implementado (2026-09-08)</w:t>
+            </w:r>
+          </w:p>
+        </w:tc>
+      </w:tr>
+      <w:tr>
+        <w:tc>
+          <w:tcPr>
+            <w:tcW w:type="dxa" w:w="2160"/>
+          </w:tcPr>
+          <w:p>
+            <w:r/>
+            <w:r>
+              <w:t>ADR-033</w:t>
+            </w:r>
+          </w:p>
+        </w:tc>
+        <w:tc>
+          <w:tcPr>
+            <w:tcW w:type="dxa" w:w="2160"/>
+          </w:tcPr>
+          <w:p>
+            <w:r/>
+            <w:r>
+              <w:t>Editar un workout = borrar el anterior y crear uno nuevo (el Id cambia)</w:t>
+            </w:r>
+          </w:p>
+        </w:tc>
+        <w:tc>
+          <w:tcPr>
+            <w:tcW w:type="dxa" w:w="2160"/>
+          </w:tcPr>
+          <w:p>
+            <w:r/>
+            <w:r>
+              <w:t>Reemplazar hijos de un agregado con EF + CASCADE de BD generaba dobles DELETE (DbUpdateConcurrencyException); borrar+recrear es simple y el PR se recalcula contra el resto del historial</w:t>
+            </w:r>
+          </w:p>
+        </w:tc>
+        <w:tc>
+          <w:tcPr>
+            <w:tcW w:type="dxa" w:w="2160"/>
+          </w:tcPr>
+          <w:p>
+            <w:r/>
+            <w:r>
+              <w:t>Implementado (2026-09-08)</w:t>
+            </w:r>
+          </w:p>
+        </w:tc>
+      </w:tr>
     </w:tbl>
     <w:p>
       <w:pPr>
@@ -6421,8 +6510,9 @@
             <w:tcW w:type="dxa" w:w="4320"/>
           </w:tcPr>
           <w:p>
-            <w:r>
-              <w:t>Application + Feature Routine: DTO, Validator, Repository, Command, Controller, Swagger → Smoke test con index.html</w:t>
+            <w:r/>
+            <w:r>
+              <w:t>Application + Feature Routine (CRUD + editor por comandos, ADR-030) — ✅ COMPLETADA (2026-09-08)</w:t>
             </w:r>
           </w:p>
         </w:tc>
@@ -6443,8 +6533,9 @@
             <w:tcW w:type="dxa" w:w="4320"/>
           </w:tcPr>
           <w:p>
-            <w:r>
-              <w:t>Feature Workout: registro de entrenamiento, historial, PR → Smoke test</w:t>
+            <w:r/>
+            <w:r>
+              <w:t>Feature Workout: registro, historial paginado, PR y edición/borrado — ✅ COMPLETADA (2026-09-08)</w:t>
             </w:r>
           </w:p>
         </w:tc>
@@ -6465,8 +6556,9 @@
             <w:tcW w:type="dxa" w:w="4320"/>
           </w:tcPr>
           <w:p>
-            <w:r>
-              <w:t>Feature TrainingCycle: iniciar / avanzar / completar ciclo → Smoke test</w:t>
+            <w:r/>
+            <w:r>
+              <w:t>Rediseño Fase 5 (ADR-031): Active Routine + Routine Statistics; sin ciclos; rutina actual en UserSettings (ADR-032) — ✅ COMPLETADA (2026-09-08)</w:t>
             </w:r>
           </w:p>
         </w:tc>
@@ -6487,8 +6579,9 @@
             <w:tcW w:type="dxa" w:w="4320"/>
           </w:tcPr>
           <w:p>
-            <w:r>
-              <w:t>Stats + Calendario + Import/Export → Smoke test</w:t>
+            <w:r/>
+            <w:r>
+              <w:t>Stats por ejercicio + Calendario por mes + Import/Export JSON (edición de workout = borrar+recrear, ADR-033) — ✅ COMPLETADA (2026-09-08)</w:t>
             </w:r>
           </w:p>
         </w:tc>
